--- a/definitions/Subpoena_Enhanced.docx
+++ b/definitions/Subpoena_Enhanced.docx
@@ -77,7 +77,7 @@
           <w:sz w:val="22"/>
           <w:szCs w:val="22"/>
         </w:rPr>
-        <w:t>UNITED STATES v. CASCADE TIMBER HOLDINGS, INC.</w:t>
+        <w:t>CASCADE TIMBER HOLDINGS, INC.</w:t>
       </w:r>
     </w:p>
     <w:p>
@@ -119,7 +119,7 @@
           <w:szCs w:val="28"/>
           <w:u w:val="single"/>
         </w:rPr>
-        <w:t>SUBPOENA DUCES TECUM</w:t>
+        <w:t>SUMMONS</w:t>
       </w:r>
     </w:p>
     <w:p>
@@ -142,7 +142,7 @@
         <w:spacing w:after="160"/>
       </w:pPr>
       <w:r>
-        <w:t xml:space="preserve">        601 SW Second Avenue, Suite 1800, Portland, OR 97204</w:t>
+        <w:t xml:space="preserve">        1200 Forest Park Way, Suite 900, Portland, OR 97209</w:t>
       </w:r>
     </w:p>
     <w:tbl>
@@ -262,7 +262,7 @@
         <w:spacing w:before="240" w:after="160"/>
       </w:pPr>
       <w:r>
-        <w:t>YOU ARE HEREBY COMMANDED, pursuant to 26 U.S.C. § 7602 and applicable Treasury Regulations, to appear before Revenue Agent Kevin Tran, or his designee, and to produce for examination and copying the books, papers, records, and other data described below, in connection with the Internal Revenue Service's civil examination of the business venture known as the "Coastal Solar Credit Program," developed, marketed, financed, and administered in whole or in part by Cascade Timber Holdings, Inc. and its affiliates.</w:t>
+        <w:t>YOU ARE HEREBY SUMMONED AND REQUIRED, pursuant to 26 U.S.C. § 7602 and applicable Treasury Regulations, to appear before Revenue Agent Kevin Tran, or his designee, and to produce for examination and copying the books, papers, records, and other data described below, in connection with the Internal Revenue Service's civil examination of the business venture known as the "Coastal Solar Credit Program," developed, marketed, financed, and administered in whole or in part by Cascade Timber Holdings, Inc. and its affiliates.</w:t>
       </w:r>
     </w:p>
     <w:p>
@@ -483,7 +483,7 @@
         <w:spacing w:after="260"/>
       </w:pPr>
       <w:r>
-        <w:t xml:space="preserve">Failure to comply with this subpoena may result in enforcement proceedings in the United States District Court for the District of Oregon pursuant to 26 U.S.C. §§ 7402(b) and </w:t>
+        <w:t xml:space="preserve">Failure to comply with this summons may result in enforcement proceedings in the United States District Court for the District of Oregon pursuant to 26 U.S.C. §§ 7402(b) and </w:t>
       </w:r>
       <w:proofErr w:type="gramStart"/>
       <w:r>
@@ -550,7 +550,7 @@
           <w:sz w:val="18"/>
           <w:szCs w:val="18"/>
         </w:rPr>
-        <w:t>503) 555-0148   ·   kevin.tran.exam@irs-example.gov</w:t>
+        <w:t>503) 555-0148   ·   kevin.tran@irs.gov</w:t>
       </w:r>
     </w:p>
     <w:p>
@@ -568,7 +568,7 @@
           <w:sz w:val="16"/>
           <w:szCs w:val="16"/>
         </w:rPr>
-        <w:t>This is a synthetic demonstration document generated for the DecoverAI Cascade Timber Holdings dummy dataset. All names, entities, case numbers, and events depicted are fictional and do not reference any real person, company, or government proceeding.</w:t>
+        <w:t>This is a synthetic demonstration document generated for the DecoverAI Cascade Timber Holdings dummy dataset. All names, entities, case numbers, and events depicted are fictional and do not reference any real person, company, or government proceeding. Legal note: 26 U.S.C. § 7602 authorizes an IRS administrative summons, enforceable in federal district court under 26 U.S.C. §§ 7402(b) and 7604; the IRS does not issue a subpoena duces tecum in a civil examination. Correspondence in this dataset refers to this summons informally as “the subpoena.”</w:t>
       </w:r>
     </w:p>
     <w:sectPr>
